--- a/rapports/20_01_2026/ABD/coh_EQ16_sup_043101000256.docx
+++ b/rapports/20_01_2026/ABD/coh_EQ16_sup_043101000256.docx
@@ -25,7 +25,7 @@
         <w:br/>
         <w:t>Grappe: 043101000256</w:t>
         <w:br/>
-        <w:t>Date: 20/01/2026 a 13:21</w:t>
+        <w:t>Date: 20/01/2026 a 13:46</w:t>
       </w:r>
     </w:p>
     <w:p/>
